--- a/local/_resumeBase/CVCompletoPTBR.docx
+++ b/local/_resumeBase/CVCompletoPTBR.docx
@@ -963,6 +963,272 @@
         <w:t xml:space="preserve">Controlador de geradores (Stemac): redução de custos com substituição de solução importada.</w:t>
       </w:r>
     </w:p>
+    <w:bookmarkStart w:id="37" w:name="principais-projetos-altus"/>
+    <w:p>
+      <w:pPr>
+        <w:pStyle w:val="Heading4"/>
+      </w:pPr>
+      <w:r>
+        <w:t xml:space="preserve">Principais Projetos – Altus</w:t>
+      </w:r>
+    </w:p>
+    <w:bookmarkEnd w:id="37"/>
+    <w:p>
+      <w:pPr>
+        <w:pStyle w:val="Compact"/>
+        <w:numPr>
+          <w:numId w:val="13"/>
+          <w:ilvl w:val="0"/>
+        </w:numPr>
+      </w:pPr>
+      <w:r>
+        <w:t xml:space="preserve">CLP: Controlador Lógico Programável responsável pelo controle de automação industrial</w:t>
+      </w:r>
+    </w:p>
+    <w:bookmarkStart w:id="38" w:name="controlador-de-gerador-de-energia-stemac"/>
+    <w:p>
+      <w:pPr>
+        <w:pStyle w:val="Heading5"/>
+      </w:pPr>
+      <w:r>
+        <w:t xml:space="preserve">Controlador de Gerador de Energia (Stemac)</w:t>
+      </w:r>
+    </w:p>
+    <w:bookmarkEnd w:id="38"/>
+    <w:p>
+      <w:pPr>
+        <w:pStyle w:val="Compact"/>
+        <w:numPr>
+          <w:numId w:val="14"/>
+          <w:ilvl w:val="0"/>
+        </w:numPr>
+      </w:pPr>
+      <w:r>
+        <w:t xml:space="preserve">Descrição: O Brasil passava por uma onda de apagões, impulsionando as vendas de geradores. Utilizado em indústrias (economia nos horários de pico), prédios/condomínios e shopping centers (economia e contingência) e hospitais/clínicas (garantia de energia). O controlador é responsável por acionamento, monitoramento, alarmes de falta de energia e cálculos de geração. A Altus desenvolveu o equipamento de controle.</w:t>
+      </w:r>
+    </w:p>
+    <w:p>
+      <w:pPr>
+        <w:pStyle w:val="Compact"/>
+        <w:numPr>
+          <w:numId w:val="14"/>
+          <w:ilvl w:val="0"/>
+        </w:numPr>
+      </w:pPr>
+      <w:r>
+        <w:t xml:space="preserve">Diferencial/Inovação: Redução de custo para a Stemac ao substituir o importado (DeepSea) pela solução da Altus.</w:t>
+      </w:r>
+    </w:p>
+    <w:p>
+      <w:pPr>
+        <w:pStyle w:val="Compact"/>
+        <w:numPr>
+          <w:numId w:val="14"/>
+          <w:ilvl w:val="0"/>
+        </w:numPr>
+      </w:pPr>
+      <w:r>
+        <w:t xml:space="preserve">Função: Gestão da equipe de desenvolvimento de software.</w:t>
+      </w:r>
+    </w:p>
+    <w:p>
+      <w:pPr>
+        <w:pStyle w:val="Compact"/>
+        <w:numPr>
+          <w:numId w:val="14"/>
+          <w:ilvl w:val="0"/>
+        </w:numPr>
+      </w:pPr>
+      <w:r>
+        <w:t xml:space="preserve">Atividades: Especificação da arquitetura do software; gestão da equipe, atividades e cronograma.</w:t>
+      </w:r>
+    </w:p>
+    <w:bookmarkStart w:id="39" w:name="hardflex-sistema-de-alteração-de-funções-eletrônicas-via-software-programável"/>
+    <w:p>
+      <w:pPr>
+        <w:pStyle w:val="Heading5"/>
+      </w:pPr>
+      <w:r>
+        <w:t xml:space="preserve">HardFlex — Sistema de alteração de funções eletrônicas via software programável</w:t>
+      </w:r>
+    </w:p>
+    <w:bookmarkEnd w:id="39"/>
+    <w:p>
+      <w:pPr>
+        <w:pStyle w:val="Compact"/>
+        <w:numPr>
+          <w:numId w:val="15"/>
+          <w:ilvl w:val="0"/>
+        </w:numPr>
+      </w:pPr>
+      <w:r>
+        <w:t xml:space="preserve">Descrição: Linha de CLPs de baixo custo com possibilidade de alterar o comportamento do hardware por atualização de software.</w:t>
+      </w:r>
+    </w:p>
+    <w:p>
+      <w:pPr>
+        <w:pStyle w:val="Compact"/>
+        <w:numPr>
+          <w:numId w:val="15"/>
+          <w:ilvl w:val="0"/>
+        </w:numPr>
+      </w:pPr>
+      <w:r>
+        <w:t xml:space="preserve">Diferencial/Inovação: Permite comportamentos diferentes de parte do hardware sem substituição do equipamento; originou pedido de patente ao diretor da empresa; concebido por mim e um colega.</w:t>
+      </w:r>
+    </w:p>
+    <w:p>
+      <w:pPr>
+        <w:pStyle w:val="Compact"/>
+        <w:numPr>
+          <w:numId w:val="15"/>
+          <w:ilvl w:val="0"/>
+        </w:numPr>
+      </w:pPr>
+      <w:r>
+        <w:t xml:space="preserve">Função: Gestão da equipe de desenvolvimento de software.</w:t>
+      </w:r>
+    </w:p>
+    <w:p>
+      <w:pPr>
+        <w:pStyle w:val="Compact"/>
+        <w:numPr>
+          <w:numId w:val="15"/>
+          <w:ilvl w:val="0"/>
+        </w:numPr>
+      </w:pPr>
+      <w:r>
+        <w:t xml:space="preserve">Atividades: Definição da inovação que gerou a patente; gestão da equipe, atividades e cronograma.</w:t>
+      </w:r>
+    </w:p>
+    <w:bookmarkStart w:id="40" w:name="nexto-clp-de-grande-porte-para-alta-velocidade-e-plataformas-de-petróleo"/>
+    <w:p>
+      <w:pPr>
+        <w:pStyle w:val="Heading5"/>
+      </w:pPr>
+      <w:r>
+        <w:t xml:space="preserve">Nexto — CLP de grande porte para alta velocidade e plataformas de petróleo</w:t>
+      </w:r>
+    </w:p>
+    <w:bookmarkEnd w:id="40"/>
+    <w:p>
+      <w:pPr>
+        <w:pStyle w:val="Compact"/>
+        <w:numPr>
+          <w:numId w:val="16"/>
+          <w:ilvl w:val="0"/>
+        </w:numPr>
+      </w:pPr>
+      <w:r>
+        <w:t xml:space="preserve">Descrição: Desenvolvido por consórcio Altus (Brasil), Messung (Índia) e Teco (República Tcheca). A Altus foi responsável pelo software da CPU principal e pela comunicação com os módulos do barramento.</w:t>
+      </w:r>
+    </w:p>
+    <w:p>
+      <w:pPr>
+        <w:pStyle w:val="Compact"/>
+        <w:numPr>
+          <w:numId w:val="16"/>
+          <w:ilvl w:val="0"/>
+        </w:numPr>
+      </w:pPr>
+      <w:r>
+        <w:t xml:space="preserve">Diferencial/Inovação: CPU Linux com suporte às 5 linguagens IEC 61131; até 20x mais rápido que linhas anteriores.</w:t>
+      </w:r>
+    </w:p>
+    <w:p>
+      <w:pPr>
+        <w:pStyle w:val="Compact"/>
+        <w:numPr>
+          <w:numId w:val="16"/>
+          <w:ilvl w:val="0"/>
+        </w:numPr>
+      </w:pPr>
+      <w:r>
+        <w:t xml:space="preserve">Função: Gestão da equipe de desenvolvimento de software.</w:t>
+      </w:r>
+    </w:p>
+    <w:p>
+      <w:pPr>
+        <w:pStyle w:val="Compact"/>
+        <w:numPr>
+          <w:numId w:val="16"/>
+          <w:ilvl w:val="0"/>
+        </w:numPr>
+      </w:pPr>
+      <w:r>
+        <w:t xml:space="preserve">Atividades: Participação nas especificações definidas pelas empresas do consórcio; gestão da equipe, atividades e cronograma.</w:t>
+      </w:r>
+    </w:p>
+    <w:p>
+      <w:pPr>
+        <w:pStyle w:val="Compact"/>
+        <w:numPr>
+          <w:numId w:val="16"/>
+          <w:ilvl w:val="0"/>
+        </w:numPr>
+      </w:pPr>
+      <w:r>
+        <w:t xml:space="preserve">Observação: Demandou viagens internacionais em 2008, 2009 e 2010.</w:t>
+      </w:r>
+    </w:p>
+    <w:bookmarkStart w:id="41" w:name="clp-de-grande-porte-redundante-para-plataformas-de-petróleo"/>
+    <w:p>
+      <w:pPr>
+        <w:pStyle w:val="Heading5"/>
+      </w:pPr>
+      <w:r>
+        <w:t xml:space="preserve">CLP de grande porte redundante para plataformas de petróleo</w:t>
+      </w:r>
+    </w:p>
+    <w:bookmarkEnd w:id="41"/>
+    <w:p>
+      <w:pPr>
+        <w:pStyle w:val="Compact"/>
+        <w:numPr>
+          <w:numId w:val="17"/>
+          <w:ilvl w:val="0"/>
+        </w:numPr>
+      </w:pPr>
+      <w:r>
+        <w:t xml:space="preserve">Descrição: Implementação de redundância com dois CLPs (ativo/passivo) operando sincronizados para garantir continuidade da automação em caso de falha.</w:t>
+      </w:r>
+    </w:p>
+    <w:p>
+      <w:pPr>
+        <w:pStyle w:val="Compact"/>
+        <w:numPr>
+          <w:numId w:val="17"/>
+          <w:ilvl w:val="0"/>
+        </w:numPr>
+      </w:pPr>
+      <w:r>
+        <w:t xml:space="preserve">Diferencial/Inovação: Alternativa nacional ao concorrente importado (Siemens).</w:t>
+      </w:r>
+    </w:p>
+    <w:p>
+      <w:pPr>
+        <w:pStyle w:val="Compact"/>
+        <w:numPr>
+          <w:numId w:val="17"/>
+          <w:ilvl w:val="0"/>
+        </w:numPr>
+      </w:pPr>
+      <w:r>
+        <w:t xml:space="preserve">Função: Gestão da equipe de desenvolvimento de software.</w:t>
+      </w:r>
+    </w:p>
+    <w:p>
+      <w:pPr>
+        <w:pStyle w:val="Compact"/>
+        <w:numPr>
+          <w:numId w:val="17"/>
+          <w:ilvl w:val="0"/>
+        </w:numPr>
+      </w:pPr>
+      <w:r>
+        <w:t xml:space="preserve">Atividades: Gestão da equipe, atividades e cronograma; criação do protocolo de redundância.</w:t>
+      </w:r>
+    </w:p>
     <w:p>
       <w:r>
         <w:pict>
@@ -970,7 +1236,7 @@
         </w:pict>
       </w:r>
     </w:p>
-    <w:bookmarkStart w:id="37" w:name="competências"/>
+    <w:bookmarkStart w:id="42" w:name="competências"/>
     <w:p>
       <w:pPr>
         <w:pStyle w:val="Heading2"/>
@@ -979,8 +1245,8 @@
         <w:t xml:space="preserve">Competências</w:t>
       </w:r>
     </w:p>
-    <w:bookmarkEnd w:id="37"/>
-    <w:bookmarkStart w:id="38" w:name="linguagens"/>
+    <w:bookmarkEnd w:id="42"/>
+    <w:bookmarkStart w:id="43" w:name="linguagens"/>
     <w:p>
       <w:pPr>
         <w:pStyle w:val="Heading3"/>
@@ -989,13 +1255,13 @@
         <w:t xml:space="preserve">Linguagens</w:t>
       </w:r>
     </w:p>
-    <w:bookmarkEnd w:id="38"/>
+    <w:bookmarkEnd w:id="43"/>
     <w:p>
       <w:r>
         <w:t xml:space="preserve">C++, C#, Python, Java, SQL, Next.js</w:t>
       </w:r>
     </w:p>
-    <w:bookmarkStart w:id="39" w:name="domínios"/>
+    <w:bookmarkStart w:id="44" w:name="domínios"/>
     <w:p>
       <w:pPr>
         <w:pStyle w:val="Heading3"/>
@@ -1004,7 +1270,7 @@
         <w:t xml:space="preserve">Domínios</w:t>
       </w:r>
     </w:p>
-    <w:bookmarkEnd w:id="39"/>
+    <w:bookmarkEnd w:id="44"/>
     <w:p>
       <w:r>
         <w:t xml:space="preserve">Software Embarcado</w:t>
@@ -1046,7 +1312,7 @@
         <w:t xml:space="preserve">Automação Industrial</w:t>
       </w:r>
     </w:p>
-    <w:bookmarkStart w:id="40" w:name="ferramentas-e-tecnologias"/>
+    <w:bookmarkStart w:id="45" w:name="ferramentas-e-tecnologias"/>
     <w:p>
       <w:pPr>
         <w:pStyle w:val="Heading3"/>
@@ -1055,7 +1321,7 @@
         <w:t xml:space="preserve">Ferramentas e Tecnologias</w:t>
       </w:r>
     </w:p>
-    <w:bookmarkEnd w:id="40"/>
+    <w:bookmarkEnd w:id="45"/>
     <w:p>
       <w:r>
         <w:t xml:space="preserve">Power BI</w:t>
@@ -1103,7 +1369,7 @@
         <w:t xml:space="preserve">Protocolos Industriais</w:t>
       </w:r>
     </w:p>
-    <w:bookmarkStart w:id="41" w:name="gestão"/>
+    <w:bookmarkStart w:id="46" w:name="gestão"/>
     <w:p>
       <w:pPr>
         <w:pStyle w:val="Heading3"/>
@@ -1112,7 +1378,7 @@
         <w:t xml:space="preserve">Gestão</w:t>
       </w:r>
     </w:p>
-    <w:bookmarkEnd w:id="41"/>
+    <w:bookmarkEnd w:id="46"/>
     <w:p>
       <w:r>
         <w:t xml:space="preserve">Engenharia de Software</w:t>
@@ -1137,7 +1403,7 @@
         </w:pict>
       </w:r>
     </w:p>
-    <w:bookmarkStart w:id="42" w:name="formação"/>
+    <w:bookmarkStart w:id="47" w:name="formação"/>
     <w:p>
       <w:pPr>
         <w:pStyle w:val="Heading2"/>
@@ -1146,7 +1412,7 @@
         <w:t xml:space="preserve">Formação</w:t>
       </w:r>
     </w:p>
-    <w:bookmarkEnd w:id="42"/>
+    <w:bookmarkEnd w:id="47"/>
     <w:p>
       <w:r>
         <w:rPr>
@@ -1182,7 +1448,7 @@
         </w:pict>
       </w:r>
     </w:p>
-    <w:bookmarkStart w:id="43" w:name="idiomas"/>
+    <w:bookmarkStart w:id="48" w:name="idiomas"/>
     <w:p>
       <w:pPr>
         <w:pStyle w:val="Heading2"/>
@@ -1191,12 +1457,12 @@
         <w:t xml:space="preserve">Idiomas</w:t>
       </w:r>
     </w:p>
-    <w:bookmarkEnd w:id="43"/>
-    <w:p>
-      <w:pPr>
-        <w:pStyle w:val="Compact"/>
-        <w:numPr>
-          <w:numId w:val="13"/>
+    <w:bookmarkEnd w:id="48"/>
+    <w:p>
+      <w:pPr>
+        <w:pStyle w:val="Compact"/>
+        <w:numPr>
+          <w:numId w:val="18"/>
           <w:ilvl w:val="0"/>
         </w:numPr>
       </w:pPr>
@@ -1211,7 +1477,7 @@
       <w:pPr>
         <w:pStyle w:val="Compact"/>
         <w:numPr>
-          <w:numId w:val="13"/>
+          <w:numId w:val="18"/>
           <w:ilvl w:val="0"/>
         </w:numPr>
       </w:pPr>
@@ -1226,7 +1492,7 @@
       <w:pPr>
         <w:pStyle w:val="Compact"/>
         <w:numPr>
-          <w:numId w:val="13"/>
+          <w:numId w:val="18"/>
           <w:ilvl w:val="0"/>
         </w:numPr>
       </w:pPr>
@@ -1241,7 +1507,7 @@
         </w:pict>
       </w:r>
     </w:p>
-    <w:bookmarkStart w:id="44" w:name="experiência-internacional"/>
+    <w:bookmarkStart w:id="49" w:name="experiência-internacional"/>
     <w:p>
       <w:pPr>
         <w:pStyle w:val="Heading2"/>
@@ -1250,12 +1516,12 @@
         <w:t xml:space="preserve">Experiência Internacional</w:t>
       </w:r>
     </w:p>
-    <w:bookmarkEnd w:id="44"/>
-    <w:p>
-      <w:pPr>
-        <w:pStyle w:val="Compact"/>
-        <w:numPr>
-          <w:numId w:val="14"/>
+    <w:bookmarkEnd w:id="49"/>
+    <w:p>
+      <w:pPr>
+        <w:pStyle w:val="Compact"/>
+        <w:numPr>
+          <w:numId w:val="19"/>
           <w:ilvl w:val="0"/>
         </w:numPr>
       </w:pPr>
@@ -1270,7 +1536,7 @@
       <w:pPr>
         <w:pStyle w:val="Compact"/>
         <w:numPr>
-          <w:numId w:val="14"/>
+          <w:numId w:val="19"/>
           <w:ilvl w:val="0"/>
         </w:numPr>
       </w:pPr>
@@ -1285,7 +1551,7 @@
       <w:pPr>
         <w:pStyle w:val="Compact"/>
         <w:numPr>
-          <w:numId w:val="14"/>
+          <w:numId w:val="19"/>
           <w:ilvl w:val="0"/>
         </w:numPr>
       </w:pPr>
@@ -1300,7 +1566,7 @@
       <w:pPr>
         <w:pStyle w:val="Compact"/>
         <w:numPr>
-          <w:numId w:val="14"/>
+          <w:numId w:val="19"/>
           <w:ilvl w:val="0"/>
         </w:numPr>
       </w:pPr>
@@ -1315,7 +1581,7 @@
       <w:pPr>
         <w:pStyle w:val="Compact"/>
         <w:numPr>
-          <w:numId w:val="14"/>
+          <w:numId w:val="19"/>
           <w:ilvl w:val="0"/>
         </w:numPr>
       </w:pPr>
@@ -1330,7 +1596,7 @@
       <w:pPr>
         <w:pStyle w:val="Compact"/>
         <w:numPr>
-          <w:numId w:val="14"/>
+          <w:numId w:val="19"/>
           <w:ilvl w:val="0"/>
         </w:numPr>
       </w:pPr>
@@ -1349,7 +1615,7 @@
 <file path=word/numbering.xml><?xml version="1.0" encoding="utf-8"?>
 <w:numbering xmlns:w="http://schemas.openxmlformats.org/wordprocessingml/2006/main">
   <w:abstractNum w:abstractNumId="0">
-    <w:nsid w:val="c1e1a41e"/>
+    <w:nsid w:val="c1659e92"/>
     <w:multiLevelType w:val="multilevel"/>
     <w:lvl w:ilvl="0">
       <w:numFmt w:val="bullet"/>
@@ -1430,7 +1696,7 @@
     </w:lvl>
   </w:abstractNum>
   <w:abstractNum w:abstractNumId="2">
-    <w:nsid w:val="c47fb3c5"/>
+    <w:nsid w:val="cdead84f"/>
     <w:multiLevelType w:val="multilevel"/>
     <w:lvl w:ilvl="0">
       <w:numFmt w:val="bullet"/>
@@ -1550,6 +1816,21 @@
     <w:abstractNumId w:val="2"/>
   </w:num>
   <w:num w:numId="14">
+    <w:abstractNumId w:val="2"/>
+  </w:num>
+  <w:num w:numId="15">
+    <w:abstractNumId w:val="2"/>
+  </w:num>
+  <w:num w:numId="16">
+    <w:abstractNumId w:val="2"/>
+  </w:num>
+  <w:num w:numId="17">
+    <w:abstractNumId w:val="2"/>
+  </w:num>
+  <w:num w:numId="18">
+    <w:abstractNumId w:val="2"/>
+  </w:num>
+  <w:num w:numId="19">
     <w:abstractNumId w:val="2"/>
   </w:num>
 </w:numbering>
